--- a/Module 2 - Computer Vision/Computer Vision.docx
+++ b/Module 2 - Computer Vision/Computer Vision.docx
@@ -590,31 +590,17 @@
         </w:rPr>
         <w:br/>
       </w:r>
-      <w:proofErr w:type="spellStart"/>
-      <w:r>
-        <w:rPr>
-          <w:rFonts w:ascii="Times New Roman" w:eastAsia="Times New Roman" w:hAnsi="Times New Roman" w:cs="Times New Roman"/>
-          <w:b/>
-          <w:bCs/>
-          <w:kern w:val="0"/>
-          <w:sz w:val="32"/>
-          <w:szCs w:val="32"/>
-          <w14:ligatures w14:val="none"/>
-        </w:rPr>
-        <w:t>Dataset</w:t>
-      </w:r>
-      <w:proofErr w:type="spellEnd"/>
-      <w:r>
-        <w:rPr>
-          <w:rFonts w:ascii="Times New Roman" w:eastAsia="Times New Roman" w:hAnsi="Times New Roman" w:cs="Times New Roman"/>
-          <w:b/>
-          <w:bCs/>
-          <w:kern w:val="0"/>
-          <w:sz w:val="32"/>
-          <w:szCs w:val="32"/>
-          <w14:ligatures w14:val="none"/>
-        </w:rPr>
-        <w:t xml:space="preserve"> Link:</w:t>
+      <w:r>
+        <w:rPr>
+          <w:rFonts w:ascii="Times New Roman" w:eastAsia="Times New Roman" w:hAnsi="Times New Roman" w:cs="Times New Roman"/>
+          <w:b/>
+          <w:bCs/>
+          <w:kern w:val="0"/>
+          <w:sz w:val="32"/>
+          <w:szCs w:val="32"/>
+          <w14:ligatures w14:val="none"/>
+        </w:rPr>
+        <w:t>Dataset Link:</w:t>
       </w:r>
       <w:r>
         <w:rPr>
@@ -1676,7 +1662,6 @@
         </w:rPr>
         <w:br/>
       </w:r>
-      <w:proofErr w:type="spellStart"/>
       <w:r>
         <w:rPr>
           <w:rFonts w:ascii="Times New Roman" w:eastAsia="Times New Roman" w:hAnsi="Times New Roman" w:cs="Times New Roman"/>
@@ -1699,20 +1684,7 @@
           <w:szCs w:val="32"/>
           <w14:ligatures w14:val="none"/>
         </w:rPr>
-        <w:t>ataset</w:t>
-      </w:r>
-      <w:proofErr w:type="spellEnd"/>
-      <w:r>
-        <w:rPr>
-          <w:rFonts w:ascii="Times New Roman" w:eastAsia="Times New Roman" w:hAnsi="Times New Roman" w:cs="Times New Roman"/>
-          <w:b/>
-          <w:bCs/>
-          <w:kern w:val="0"/>
-          <w:sz w:val="32"/>
-          <w:szCs w:val="32"/>
-          <w14:ligatures w14:val="none"/>
-        </w:rPr>
-        <w:t xml:space="preserve"> Link:</w:t>
+        <w:t>ataset Link:</w:t>
       </w:r>
       <w:r>
         <w:rPr>
@@ -3000,7 +2972,7 @@
           <w14:ligatures w14:val="none"/>
         </w:rPr>
         <w:pict w14:anchorId="5791A86B">
-          <v:rect id="_x0000_i1079" style="width:0;height:1.5pt" o:hralign="center" o:hrstd="t" o:hr="t" fillcolor="#a0a0a0" stroked="f"/>
+          <v:rect id="_x0000_i1025" style="width:0;height:1.5pt" o:hralign="center" o:hrstd="t" o:hr="t" fillcolor="#a0a0a0" stroked="f"/>
         </w:pict>
       </w:r>
     </w:p>
@@ -3676,7 +3648,7 @@
           <w14:ligatures w14:val="none"/>
         </w:rPr>
         <w:pict w14:anchorId="09F70683">
-          <v:rect id="_x0000_i1080" style="width:0;height:1.5pt" o:hralign="center" o:hrstd="t" o:hr="t" fillcolor="#a0a0a0" stroked="f"/>
+          <v:rect id="_x0000_i1026" style="width:0;height:1.5pt" o:hralign="center" o:hrstd="t" o:hr="t" fillcolor="#a0a0a0" stroked="f"/>
         </w:pict>
       </w:r>
     </w:p>
@@ -4060,7 +4032,7 @@
           <w14:ligatures w14:val="none"/>
         </w:rPr>
         <w:pict w14:anchorId="64C189CF">
-          <v:rect id="_x0000_i1081" style="width:0;height:1.5pt" o:hralign="center" o:hrstd="t" o:hr="t" fillcolor="#a0a0a0" stroked="f"/>
+          <v:rect id="_x0000_i1027" style="width:0;height:1.5pt" o:hralign="center" o:hrstd="t" o:hr="t" fillcolor="#a0a0a0" stroked="f"/>
         </w:pict>
       </w:r>
     </w:p>
@@ -4441,7 +4413,7 @@
           <w14:ligatures w14:val="none"/>
         </w:rPr>
         <w:pict w14:anchorId="6FD0A935">
-          <v:rect id="_x0000_i1082" style="width:0;height:1.5pt" o:hralign="center" o:hrstd="t" o:hr="t" fillcolor="#a0a0a0" stroked="f"/>
+          <v:rect id="_x0000_i1028" style="width:0;height:1.5pt" o:hralign="center" o:hrstd="t" o:hr="t" fillcolor="#a0a0a0" stroked="f"/>
         </w:pict>
       </w:r>
     </w:p>
@@ -4973,7 +4945,7 @@
           <w14:ligatures w14:val="none"/>
         </w:rPr>
         <w:pict w14:anchorId="32F83C62">
-          <v:rect id="_x0000_i1083" style="width:0;height:1.5pt" o:hralign="center" o:hrstd="t" o:hr="t" fillcolor="#a0a0a0" stroked="f"/>
+          <v:rect id="_x0000_i1029" style="width:0;height:1.5pt" o:hralign="center" o:hrstd="t" o:hr="t" fillcolor="#a0a0a0" stroked="f"/>
         </w:pict>
       </w:r>
     </w:p>
@@ -5363,7 +5335,7 @@
           <w14:ligatures w14:val="none"/>
         </w:rPr>
         <w:pict w14:anchorId="78314541">
-          <v:rect id="_x0000_i1084" style="width:0;height:1.5pt" o:hralign="center" o:hrstd="t" o:hr="t" fillcolor="#a0a0a0" stroked="f"/>
+          <v:rect id="_x0000_i1030" style="width:0;height:1.5pt" o:hralign="center" o:hrstd="t" o:hr="t" fillcolor="#a0a0a0" stroked="f"/>
         </w:pict>
       </w:r>
     </w:p>
@@ -6031,7 +6003,7 @@
           <w14:ligatures w14:val="none"/>
         </w:rPr>
         <w:pict w14:anchorId="153ABDA9">
-          <v:rect id="_x0000_i1085" style="width:0;height:1.5pt" o:hralign="center" o:hrstd="t" o:hr="t" fillcolor="#a0a0a0" stroked="f"/>
+          <v:rect id="_x0000_i1031" style="width:0;height:1.5pt" o:hralign="center" o:hrstd="t" o:hr="t" fillcolor="#a0a0a0" stroked="f"/>
         </w:pict>
       </w:r>
     </w:p>
@@ -6580,7 +6552,7 @@
           <w14:ligatures w14:val="none"/>
         </w:rPr>
         <w:pict w14:anchorId="098AB75E">
-          <v:rect id="_x0000_i1086" style="width:0;height:1.5pt" o:hralign="center" o:hrstd="t" o:hr="t" fillcolor="#a0a0a0" stroked="f"/>
+          <v:rect id="_x0000_i1032" style="width:0;height:1.5pt" o:hralign="center" o:hrstd="t" o:hr="t" fillcolor="#a0a0a0" stroked="f"/>
         </w:pict>
       </w:r>
     </w:p>
@@ -7134,7 +7106,7 @@
           <w14:ligatures w14:val="none"/>
         </w:rPr>
         <w:pict w14:anchorId="29A942C1">
-          <v:rect id="_x0000_i1087" style="width:0;height:1.5pt" o:hralign="center" o:hrstd="t" o:hr="t" fillcolor="#a0a0a0" stroked="f"/>
+          <v:rect id="_x0000_i1033" style="width:0;height:1.5pt" o:hralign="center" o:hrstd="t" o:hr="t" fillcolor="#a0a0a0" stroked="f"/>
         </w:pict>
       </w:r>
     </w:p>
@@ -8543,7 +8515,7 @@
           <w14:ligatures w14:val="none"/>
         </w:rPr>
         <w:pict w14:anchorId="7A9D3BC5">
-          <v:rect id="_x0000_i1199" style="width:0;height:1.5pt" o:hralign="center" o:hrstd="t" o:hr="t" fillcolor="#a0a0a0" stroked="f"/>
+          <v:rect id="_x0000_i1034" style="width:0;height:1.5pt" o:hralign="center" o:hrstd="t" o:hr="t" fillcolor="#a0a0a0" stroked="f"/>
         </w:pict>
       </w:r>
     </w:p>
@@ -9507,7 +9479,7 @@
           <w14:ligatures w14:val="none"/>
         </w:rPr>
         <w:pict w14:anchorId="7D0AFEF5">
-          <v:rect id="_x0000_i1200" style="width:0;height:1.5pt" o:hralign="center" o:hrstd="t" o:hr="t" fillcolor="#a0a0a0" stroked="f"/>
+          <v:rect id="_x0000_i1035" style="width:0;height:1.5pt" o:hralign="center" o:hrstd="t" o:hr="t" fillcolor="#a0a0a0" stroked="f"/>
         </w:pict>
       </w:r>
     </w:p>
@@ -10278,7 +10250,7 @@
           <w14:ligatures w14:val="none"/>
         </w:rPr>
         <w:pict w14:anchorId="29E3E9BA">
-          <v:rect id="_x0000_i1201" style="width:0;height:1.5pt" o:hralign="center" o:hrstd="t" o:hr="t" fillcolor="#a0a0a0" stroked="f"/>
+          <v:rect id="_x0000_i1036" style="width:0;height:1.5pt" o:hralign="center" o:hrstd="t" o:hr="t" fillcolor="#a0a0a0" stroked="f"/>
         </w:pict>
       </w:r>
     </w:p>
@@ -11056,7 +11028,7 @@
           <w14:ligatures w14:val="none"/>
         </w:rPr>
         <w:pict w14:anchorId="278A4DA1">
-          <v:rect id="_x0000_i1202" style="width:0;height:1.5pt" o:hralign="center" o:hrstd="t" o:hr="t" fillcolor="#a0a0a0" stroked="f"/>
+          <v:rect id="_x0000_i1037" style="width:0;height:1.5pt" o:hralign="center" o:hrstd="t" o:hr="t" fillcolor="#a0a0a0" stroked="f"/>
         </w:pict>
       </w:r>
     </w:p>
@@ -11800,7 +11772,7 @@
           <w14:ligatures w14:val="none"/>
         </w:rPr>
         <w:pict w14:anchorId="7FD0D0C8">
-          <v:rect id="_x0000_i1203" style="width:0;height:1.5pt" o:hralign="center" o:hrstd="t" o:hr="t" fillcolor="#a0a0a0" stroked="f"/>
+          <v:rect id="_x0000_i1038" style="width:0;height:1.5pt" o:hralign="center" o:hrstd="t" o:hr="t" fillcolor="#a0a0a0" stroked="f"/>
         </w:pict>
       </w:r>
     </w:p>
@@ -12493,7 +12465,7 @@
           <w14:ligatures w14:val="none"/>
         </w:rPr>
         <w:pict w14:anchorId="08E68ACF">
-          <v:rect id="_x0000_i1204" style="width:0;height:1.5pt" o:hralign="center" o:hrstd="t" o:hr="t" fillcolor="#a0a0a0" stroked="f"/>
+          <v:rect id="_x0000_i1039" style="width:0;height:1.5pt" o:hralign="center" o:hrstd="t" o:hr="t" fillcolor="#a0a0a0" stroked="f"/>
         </w:pict>
       </w:r>
     </w:p>
@@ -13125,7 +13097,7 @@
           <w14:ligatures w14:val="none"/>
         </w:rPr>
         <w:pict w14:anchorId="0F67EE4F">
-          <v:rect id="_x0000_i1205" style="width:0;height:1.5pt" o:hralign="center" o:hrstd="t" o:hr="t" fillcolor="#a0a0a0" stroked="f"/>
+          <v:rect id="_x0000_i1040" style="width:0;height:1.5pt" o:hralign="center" o:hrstd="t" o:hr="t" fillcolor="#a0a0a0" stroked="f"/>
         </w:pict>
       </w:r>
     </w:p>
@@ -14110,7 +14082,7 @@
           <w14:ligatures w14:val="none"/>
         </w:rPr>
         <w:pict w14:anchorId="7EBCBE1A">
-          <v:rect id="_x0000_i1208" style="width:0;height:1.5pt" o:hralign="center" o:hrstd="t" o:hr="t" fillcolor="#a0a0a0" stroked="f"/>
+          <v:rect id="_x0000_i1041" style="width:0;height:1.5pt" o:hralign="center" o:hrstd="t" o:hr="t" fillcolor="#a0a0a0" stroked="f"/>
         </w:pict>
       </w:r>
     </w:p>
@@ -14986,7 +14958,7 @@
           <w14:ligatures w14:val="none"/>
         </w:rPr>
         <w:pict w14:anchorId="29D5DBC4">
-          <v:rect id="_x0000_i1209" style="width:0;height:1.5pt" o:hralign="center" o:hrstd="t" o:hr="t" fillcolor="#a0a0a0" stroked="f"/>
+          <v:rect id="_x0000_i1042" style="width:0;height:1.5pt" o:hralign="center" o:hrstd="t" o:hr="t" fillcolor="#a0a0a0" stroked="f"/>
         </w:pict>
       </w:r>
     </w:p>
@@ -15864,7 +15836,7 @@
           <w14:ligatures w14:val="none"/>
         </w:rPr>
         <w:pict w14:anchorId="0C5CAC79">
-          <v:rect id="_x0000_i1210" style="width:0;height:1.5pt" o:hralign="center" o:hrstd="t" o:hr="t" fillcolor="#a0a0a0" stroked="f"/>
+          <v:rect id="_x0000_i1043" style="width:0;height:1.5pt" o:hralign="center" o:hrstd="t" o:hr="t" fillcolor="#a0a0a0" stroked="f"/>
         </w:pict>
       </w:r>
     </w:p>
@@ -16621,7 +16593,7 @@
           <w14:ligatures w14:val="none"/>
         </w:rPr>
         <w:pict w14:anchorId="5A514F42">
-          <v:rect id="_x0000_i1211" style="width:0;height:1.5pt" o:hralign="center" o:hrstd="t" o:hr="t" fillcolor="#a0a0a0" stroked="f"/>
+          <v:rect id="_x0000_i1044" style="width:0;height:1.5pt" o:hralign="center" o:hrstd="t" o:hr="t" fillcolor="#a0a0a0" stroked="f"/>
         </w:pict>
       </w:r>
     </w:p>
@@ -17253,7 +17225,7 @@
           <w14:ligatures w14:val="none"/>
         </w:rPr>
         <w:pict w14:anchorId="7C5A84BE">
-          <v:rect id="_x0000_i1212" style="width:0;height:1.5pt" o:hralign="center" o:hrstd="t" o:hr="t" fillcolor="#a0a0a0" stroked="f"/>
+          <v:rect id="_x0000_i1045" style="width:0;height:1.5pt" o:hralign="center" o:hrstd="t" o:hr="t" fillcolor="#a0a0a0" stroked="f"/>
         </w:pict>
       </w:r>
     </w:p>
@@ -18016,7 +17988,7 @@
           <w14:ligatures w14:val="none"/>
         </w:rPr>
         <w:pict w14:anchorId="37A37133">
-          <v:rect id="_x0000_i1213" style="width:0;height:1.5pt" o:hralign="center" o:hrstd="t" o:hr="t" fillcolor="#a0a0a0" stroked="f"/>
+          <v:rect id="_x0000_i1046" style="width:0;height:1.5pt" o:hralign="center" o:hrstd="t" o:hr="t" fillcolor="#a0a0a0" stroked="f"/>
         </w:pict>
       </w:r>
     </w:p>
@@ -18708,7 +18680,7 @@
           <w14:ligatures w14:val="none"/>
         </w:rPr>
         <w:pict w14:anchorId="143A74E4">
-          <v:rect id="_x0000_i1214" style="width:0;height:1.5pt" o:hralign="center" o:hrstd="t" o:hr="t" fillcolor="#a0a0a0" stroked="f"/>
+          <v:rect id="_x0000_i1047" style="width:0;height:1.5pt" o:hralign="center" o:hrstd="t" o:hr="t" fillcolor="#a0a0a0" stroked="f"/>
         </w:pict>
       </w:r>
     </w:p>
@@ -19554,7 +19526,7 @@
           <w14:ligatures w14:val="none"/>
         </w:rPr>
         <w:pict w14:anchorId="21A30D9F">
-          <v:rect id="_x0000_i1215" style="width:0;height:1.5pt" o:hralign="center" o:hrstd="t" o:hr="t" fillcolor="#a0a0a0" stroked="f"/>
+          <v:rect id="_x0000_i1048" style="width:0;height:1.5pt" o:hralign="center" o:hrstd="t" o:hr="t" fillcolor="#a0a0a0" stroked="f"/>
         </w:pict>
       </w:r>
     </w:p>
@@ -20301,6 +20273,362 @@
           <w14:ligatures w14:val="none"/>
         </w:rPr>
         <w:t>Named Entity Matching + Temporal Reasoning</w:t>
+      </w:r>
+    </w:p>
+    <w:p>
+      <w:pPr>
+        <w:spacing w:before="100" w:beforeAutospacing="1" w:after="100" w:afterAutospacing="1" w:line="240" w:lineRule="auto"/>
+        <w:rPr>
+          <w:rFonts w:ascii="Times New Roman" w:eastAsia="Times New Roman" w:hAnsi="Times New Roman" w:cs="Times New Roman"/>
+          <w:kern w:val="0"/>
+          <w:sz w:val="32"/>
+          <w:szCs w:val="32"/>
+          <w14:ligatures w14:val="none"/>
+        </w:rPr>
+      </w:pPr>
+    </w:p>
+    <w:p>
+      <w:pPr>
+        <w:spacing w:before="100" w:beforeAutospacing="1" w:after="100" w:afterAutospacing="1" w:line="240" w:lineRule="auto"/>
+        <w:rPr>
+          <w:rFonts w:ascii="Times New Roman" w:eastAsia="Times New Roman" w:hAnsi="Times New Roman" w:cs="Times New Roman"/>
+          <w:kern w:val="0"/>
+          <w:sz w:val="32"/>
+          <w:szCs w:val="32"/>
+          <w14:ligatures w14:val="none"/>
+        </w:rPr>
+      </w:pPr>
+    </w:p>
+    <w:p>
+      <w:pPr>
+        <w:spacing w:before="100" w:beforeAutospacing="1" w:after="100" w:afterAutospacing="1" w:line="240" w:lineRule="auto"/>
+        <w:rPr>
+          <w:rFonts w:ascii="Times New Roman" w:eastAsia="Times New Roman" w:hAnsi="Times New Roman" w:cs="Times New Roman"/>
+          <w:b/>
+          <w:bCs/>
+          <w:kern w:val="0"/>
+          <w:sz w:val="32"/>
+          <w:szCs w:val="32"/>
+          <w14:ligatures w14:val="none"/>
+        </w:rPr>
+      </w:pPr>
+      <w:r>
+        <w:rPr>
+          <w:rFonts w:ascii="Segoe UI Emoji" w:eastAsia="Times New Roman" w:hAnsi="Segoe UI Emoji" w:cs="Segoe UI Emoji"/>
+          <w:b/>
+          <w:bCs/>
+          <w:kern w:val="0"/>
+          <w:sz w:val="32"/>
+          <w:szCs w:val="32"/>
+          <w14:ligatures w14:val="none"/>
+        </w:rPr>
+        <w:t>✅</w:t>
+      </w:r>
+      <w:r>
+        <w:rPr>
+          <w:rFonts w:ascii="Times New Roman" w:eastAsia="Times New Roman" w:hAnsi="Times New Roman" w:cs="Times New Roman"/>
+          <w:b/>
+          <w:bCs/>
+          <w:kern w:val="0"/>
+          <w:sz w:val="32"/>
+          <w:szCs w:val="32"/>
+          <w14:ligatures w14:val="none"/>
+        </w:rPr>
+        <w:t xml:space="preserve"> Natural Language Processing (NLP)</w:t>
+      </w:r>
+    </w:p>
+    <w:p>
+      <w:pPr>
+        <w:spacing w:before="100" w:beforeAutospacing="1" w:after="100" w:afterAutospacing="1" w:line="240" w:lineRule="auto"/>
+        <w:rPr>
+          <w:rFonts w:ascii="Times New Roman" w:eastAsia="Times New Roman" w:hAnsi="Times New Roman" w:cs="Times New Roman"/>
+          <w:b/>
+          <w:bCs/>
+          <w:kern w:val="0"/>
+          <w:sz w:val="32"/>
+          <w:szCs w:val="32"/>
+          <w14:ligatures w14:val="none"/>
+        </w:rPr>
+      </w:pPr>
+      <w:r>
+        <w:rPr>
+          <w:rFonts w:ascii="Segoe UI Emoji" w:eastAsia="Times New Roman" w:hAnsi="Segoe UI Emoji" w:cs="Segoe UI Emoji"/>
+          <w:b/>
+          <w:bCs/>
+          <w:kern w:val="0"/>
+          <w:sz w:val="32"/>
+          <w:szCs w:val="32"/>
+          <w14:ligatures w14:val="none"/>
+        </w:rPr>
+        <w:t>🔹</w:t>
+      </w:r>
+      <w:r>
+        <w:rPr>
+          <w:rFonts w:ascii="Times New Roman" w:eastAsia="Times New Roman" w:hAnsi="Times New Roman" w:cs="Times New Roman"/>
+          <w:b/>
+          <w:bCs/>
+          <w:kern w:val="0"/>
+          <w:sz w:val="32"/>
+          <w:szCs w:val="32"/>
+          <w14:ligatures w14:val="none"/>
+        </w:rPr>
+        <w:t xml:space="preserve"> 5. "Hate Speech Detection in Bengali-English Code-Mixed Political Posts"</w:t>
+      </w:r>
+    </w:p>
+    <w:p>
+      <w:pPr>
+        <w:numPr>
+          <w:ilvl w:val="0"/>
+          <w:numId w:val="30"/>
+        </w:numPr>
+        <w:spacing w:before="100" w:beforeAutospacing="1" w:after="100" w:afterAutospacing="1" w:line="240" w:lineRule="auto"/>
+        <w:rPr>
+          <w:rFonts w:ascii="Times New Roman" w:eastAsia="Times New Roman" w:hAnsi="Times New Roman" w:cs="Times New Roman"/>
+          <w:kern w:val="0"/>
+          <w:sz w:val="32"/>
+          <w:szCs w:val="32"/>
+          <w14:ligatures w14:val="none"/>
+        </w:rPr>
+      </w:pPr>
+      <w:r>
+        <w:rPr>
+          <w:rFonts w:ascii="Times New Roman" w:eastAsia="Times New Roman" w:hAnsi="Times New Roman" w:cs="Times New Roman"/>
+          <w:b/>
+          <w:bCs/>
+          <w:kern w:val="0"/>
+          <w:sz w:val="32"/>
+          <w:szCs w:val="32"/>
+          <w14:ligatures w14:val="none"/>
+        </w:rPr>
+        <w:t>Dataset</w:t>
+      </w:r>
+      <w:r>
+        <w:rPr>
+          <w:rFonts w:ascii="Times New Roman" w:eastAsia="Times New Roman" w:hAnsi="Times New Roman" w:cs="Times New Roman"/>
+          <w:kern w:val="0"/>
+          <w:sz w:val="32"/>
+          <w:szCs w:val="32"/>
+          <w14:ligatures w14:val="none"/>
+        </w:rPr>
+        <w:t>: Own scraped Facebook, YouTube comments dataset</w:t>
+      </w:r>
+    </w:p>
+    <w:p>
+      <w:pPr>
+        <w:numPr>
+          <w:ilvl w:val="0"/>
+          <w:numId w:val="30"/>
+        </w:numPr>
+        <w:spacing w:before="100" w:beforeAutospacing="1" w:after="100" w:afterAutospacing="1" w:line="240" w:lineRule="auto"/>
+        <w:rPr>
+          <w:rFonts w:ascii="Times New Roman" w:eastAsia="Times New Roman" w:hAnsi="Times New Roman" w:cs="Times New Roman"/>
+          <w:kern w:val="0"/>
+          <w:sz w:val="32"/>
+          <w:szCs w:val="32"/>
+          <w14:ligatures w14:val="none"/>
+        </w:rPr>
+      </w:pPr>
+      <w:r>
+        <w:rPr>
+          <w:rFonts w:ascii="Times New Roman" w:eastAsia="Times New Roman" w:hAnsi="Times New Roman" w:cs="Times New Roman"/>
+          <w:b/>
+          <w:bCs/>
+          <w:kern w:val="0"/>
+          <w:sz w:val="32"/>
+          <w:szCs w:val="32"/>
+          <w14:ligatures w14:val="none"/>
+        </w:rPr>
+        <w:t>Model</w:t>
+      </w:r>
+      <w:r>
+        <w:rPr>
+          <w:rFonts w:ascii="Times New Roman" w:eastAsia="Times New Roman" w:hAnsi="Times New Roman" w:cs="Times New Roman"/>
+          <w:kern w:val="0"/>
+          <w:sz w:val="32"/>
+          <w:szCs w:val="32"/>
+          <w14:ligatures w14:val="none"/>
+        </w:rPr>
+        <w:t xml:space="preserve">: </w:t>
+      </w:r>
+      <w:proofErr w:type="spellStart"/>
+      <w:r>
+        <w:rPr>
+          <w:rFonts w:ascii="Times New Roman" w:eastAsia="Times New Roman" w:hAnsi="Times New Roman" w:cs="Times New Roman"/>
+          <w:kern w:val="0"/>
+          <w:sz w:val="32"/>
+          <w:szCs w:val="32"/>
+          <w14:ligatures w14:val="none"/>
+        </w:rPr>
+        <w:t>IndicBERT</w:t>
+      </w:r>
+      <w:proofErr w:type="spellEnd"/>
+      <w:r>
+        <w:rPr>
+          <w:rFonts w:ascii="Times New Roman" w:eastAsia="Times New Roman" w:hAnsi="Times New Roman" w:cs="Times New Roman"/>
+          <w:kern w:val="0"/>
+          <w:sz w:val="32"/>
+          <w:szCs w:val="32"/>
+          <w14:ligatures w14:val="none"/>
+        </w:rPr>
+        <w:t xml:space="preserve">, XLM-R, or </w:t>
+      </w:r>
+      <w:proofErr w:type="spellStart"/>
+      <w:r>
+        <w:rPr>
+          <w:rFonts w:ascii="Times New Roman" w:eastAsia="Times New Roman" w:hAnsi="Times New Roman" w:cs="Times New Roman"/>
+          <w:kern w:val="0"/>
+          <w:sz w:val="32"/>
+          <w:szCs w:val="32"/>
+          <w14:ligatures w14:val="none"/>
+        </w:rPr>
+        <w:t>BanglaBERT</w:t>
+      </w:r>
+      <w:proofErr w:type="spellEnd"/>
+      <w:r>
+        <w:rPr>
+          <w:rFonts w:ascii="Times New Roman" w:eastAsia="Times New Roman" w:hAnsi="Times New Roman" w:cs="Times New Roman"/>
+          <w:kern w:val="0"/>
+          <w:sz w:val="32"/>
+          <w:szCs w:val="32"/>
+          <w14:ligatures w14:val="none"/>
+        </w:rPr>
+        <w:t xml:space="preserve"> + </w:t>
+      </w:r>
+      <w:proofErr w:type="spellStart"/>
+      <w:r>
+        <w:rPr>
+          <w:rFonts w:ascii="Times New Roman" w:eastAsia="Times New Roman" w:hAnsi="Times New Roman" w:cs="Times New Roman"/>
+          <w:kern w:val="0"/>
+          <w:sz w:val="32"/>
+          <w:szCs w:val="32"/>
+          <w14:ligatures w14:val="none"/>
+        </w:rPr>
+        <w:t>BiLSTM</w:t>
+      </w:r>
+      <w:proofErr w:type="spellEnd"/>
+    </w:p>
+    <w:p>
+      <w:pPr>
+        <w:numPr>
+          <w:ilvl w:val="0"/>
+          <w:numId w:val="30"/>
+        </w:numPr>
+        <w:spacing w:before="100" w:beforeAutospacing="1" w:after="100" w:afterAutospacing="1" w:line="240" w:lineRule="auto"/>
+        <w:rPr>
+          <w:rFonts w:ascii="Times New Roman" w:eastAsia="Times New Roman" w:hAnsi="Times New Roman" w:cs="Times New Roman"/>
+          <w:kern w:val="0"/>
+          <w:sz w:val="32"/>
+          <w:szCs w:val="32"/>
+          <w14:ligatures w14:val="none"/>
+        </w:rPr>
+      </w:pPr>
+      <w:r>
+        <w:rPr>
+          <w:rFonts w:ascii="Times New Roman" w:eastAsia="Times New Roman" w:hAnsi="Times New Roman" w:cs="Times New Roman"/>
+          <w:b/>
+          <w:bCs/>
+          <w:kern w:val="0"/>
+          <w:sz w:val="32"/>
+          <w:szCs w:val="32"/>
+          <w14:ligatures w14:val="none"/>
+        </w:rPr>
+        <w:t>Gap</w:t>
+      </w:r>
+      <w:r>
+        <w:rPr>
+          <w:rFonts w:ascii="Times New Roman" w:eastAsia="Times New Roman" w:hAnsi="Times New Roman" w:cs="Times New Roman"/>
+          <w:kern w:val="0"/>
+          <w:sz w:val="32"/>
+          <w:szCs w:val="32"/>
+          <w14:ligatures w14:val="none"/>
+        </w:rPr>
+        <w:t>:</w:t>
+      </w:r>
+    </w:p>
+    <w:p>
+      <w:pPr>
+        <w:numPr>
+          <w:ilvl w:val="1"/>
+          <w:numId w:val="30"/>
+        </w:numPr>
+        <w:spacing w:before="100" w:beforeAutospacing="1" w:after="100" w:afterAutospacing="1" w:line="240" w:lineRule="auto"/>
+        <w:rPr>
+          <w:rFonts w:ascii="Times New Roman" w:eastAsia="Times New Roman" w:hAnsi="Times New Roman" w:cs="Times New Roman"/>
+          <w:kern w:val="0"/>
+          <w:sz w:val="32"/>
+          <w:szCs w:val="32"/>
+          <w14:ligatures w14:val="none"/>
+        </w:rPr>
+      </w:pPr>
+      <w:r>
+        <w:rPr>
+          <w:rFonts w:ascii="Times New Roman" w:eastAsia="Times New Roman" w:hAnsi="Times New Roman" w:cs="Times New Roman"/>
+          <w:b/>
+          <w:bCs/>
+          <w:kern w:val="0"/>
+          <w:sz w:val="32"/>
+          <w:szCs w:val="32"/>
+          <w14:ligatures w14:val="none"/>
+        </w:rPr>
+        <w:t>Code-mixed and political content</w:t>
+      </w:r>
+      <w:r>
+        <w:rPr>
+          <w:rFonts w:ascii="Times New Roman" w:eastAsia="Times New Roman" w:hAnsi="Times New Roman" w:cs="Times New Roman"/>
+          <w:kern w:val="0"/>
+          <w:sz w:val="32"/>
+          <w:szCs w:val="32"/>
+          <w14:ligatures w14:val="none"/>
+        </w:rPr>
+        <w:t xml:space="preserve"> is mostly unmoderated.</w:t>
+      </w:r>
+    </w:p>
+    <w:p>
+      <w:pPr>
+        <w:numPr>
+          <w:ilvl w:val="1"/>
+          <w:numId w:val="30"/>
+        </w:numPr>
+        <w:spacing w:before="100" w:beforeAutospacing="1" w:after="100" w:afterAutospacing="1" w:line="240" w:lineRule="auto"/>
+        <w:rPr>
+          <w:rFonts w:ascii="Times New Roman" w:eastAsia="Times New Roman" w:hAnsi="Times New Roman" w:cs="Times New Roman"/>
+          <w:kern w:val="0"/>
+          <w:sz w:val="32"/>
+          <w:szCs w:val="32"/>
+          <w14:ligatures w14:val="none"/>
+        </w:rPr>
+      </w:pPr>
+      <w:r>
+        <w:rPr>
+          <w:rFonts w:ascii="Times New Roman" w:eastAsia="Times New Roman" w:hAnsi="Times New Roman" w:cs="Times New Roman"/>
+          <w:kern w:val="0"/>
+          <w:sz w:val="32"/>
+          <w:szCs w:val="32"/>
+          <w14:ligatures w14:val="none"/>
+        </w:rPr>
+        <w:t xml:space="preserve">Existing hate speech models are weak on </w:t>
+      </w:r>
+      <w:r>
+        <w:rPr>
+          <w:rFonts w:ascii="Times New Roman" w:eastAsia="Times New Roman" w:hAnsi="Times New Roman" w:cs="Times New Roman"/>
+          <w:b/>
+          <w:bCs/>
+          <w:kern w:val="0"/>
+          <w:sz w:val="32"/>
+          <w:szCs w:val="32"/>
+          <w14:ligatures w14:val="none"/>
+        </w:rPr>
+        <w:t>low-resource, noisy languages</w:t>
+      </w:r>
+      <w:r>
+        <w:rPr>
+          <w:rFonts w:ascii="Times New Roman" w:eastAsia="Times New Roman" w:hAnsi="Times New Roman" w:cs="Times New Roman"/>
+          <w:kern w:val="0"/>
+          <w:sz w:val="32"/>
+          <w:szCs w:val="32"/>
+          <w14:ligatures w14:val="none"/>
+        </w:rPr>
+        <w:t>.</w:t>
       </w:r>
     </w:p>
     <w:p>
@@ -23993,6 +24321,155 @@
     </w:lvl>
   </w:abstractNum>
   <w:abstractNum w:abstractNumId="25" w15:restartNumberingAfterBreak="0">
+    <w:nsid w:val="7A987EF3"/>
+    <w:multiLevelType w:val="multilevel"/>
+    <w:tmpl w:val="2CD08C74"/>
+    <w:lvl w:ilvl="0">
+      <w:start w:val="1"/>
+      <w:numFmt w:val="bullet"/>
+      <w:lvlText w:val=""/>
+      <w:lvlJc w:val="left"/>
+      <w:pPr>
+        <w:tabs>
+          <w:tab w:val="num" w:pos="720"/>
+        </w:tabs>
+        <w:ind w:left="720" w:hanging="360"/>
+      </w:pPr>
+      <w:rPr>
+        <w:rFonts w:ascii="Symbol" w:hAnsi="Symbol" w:hint="default"/>
+        <w:sz w:val="20"/>
+      </w:rPr>
+    </w:lvl>
+    <w:lvl w:ilvl="1">
+      <w:start w:val="1"/>
+      <w:numFmt w:val="bullet"/>
+      <w:lvlText w:val="o"/>
+      <w:lvlJc w:val="left"/>
+      <w:pPr>
+        <w:tabs>
+          <w:tab w:val="num" w:pos="1440"/>
+        </w:tabs>
+        <w:ind w:left="1440" w:hanging="360"/>
+      </w:pPr>
+      <w:rPr>
+        <w:rFonts w:ascii="Courier New" w:hAnsi="Courier New" w:hint="default"/>
+        <w:sz w:val="20"/>
+      </w:rPr>
+    </w:lvl>
+    <w:lvl w:ilvl="2" w:tentative="1">
+      <w:start w:val="1"/>
+      <w:numFmt w:val="bullet"/>
+      <w:lvlText w:val=""/>
+      <w:lvlJc w:val="left"/>
+      <w:pPr>
+        <w:tabs>
+          <w:tab w:val="num" w:pos="2160"/>
+        </w:tabs>
+        <w:ind w:left="2160" w:hanging="360"/>
+      </w:pPr>
+      <w:rPr>
+        <w:rFonts w:ascii="Wingdings" w:hAnsi="Wingdings" w:hint="default"/>
+        <w:sz w:val="20"/>
+      </w:rPr>
+    </w:lvl>
+    <w:lvl w:ilvl="3" w:tentative="1">
+      <w:start w:val="1"/>
+      <w:numFmt w:val="bullet"/>
+      <w:lvlText w:val=""/>
+      <w:lvlJc w:val="left"/>
+      <w:pPr>
+        <w:tabs>
+          <w:tab w:val="num" w:pos="2880"/>
+        </w:tabs>
+        <w:ind w:left="2880" w:hanging="360"/>
+      </w:pPr>
+      <w:rPr>
+        <w:rFonts w:ascii="Wingdings" w:hAnsi="Wingdings" w:hint="default"/>
+        <w:sz w:val="20"/>
+      </w:rPr>
+    </w:lvl>
+    <w:lvl w:ilvl="4" w:tentative="1">
+      <w:start w:val="1"/>
+      <w:numFmt w:val="bullet"/>
+      <w:lvlText w:val=""/>
+      <w:lvlJc w:val="left"/>
+      <w:pPr>
+        <w:tabs>
+          <w:tab w:val="num" w:pos="3600"/>
+        </w:tabs>
+        <w:ind w:left="3600" w:hanging="360"/>
+      </w:pPr>
+      <w:rPr>
+        <w:rFonts w:ascii="Wingdings" w:hAnsi="Wingdings" w:hint="default"/>
+        <w:sz w:val="20"/>
+      </w:rPr>
+    </w:lvl>
+    <w:lvl w:ilvl="5" w:tentative="1">
+      <w:start w:val="1"/>
+      <w:numFmt w:val="bullet"/>
+      <w:lvlText w:val=""/>
+      <w:lvlJc w:val="left"/>
+      <w:pPr>
+        <w:tabs>
+          <w:tab w:val="num" w:pos="4320"/>
+        </w:tabs>
+        <w:ind w:left="4320" w:hanging="360"/>
+      </w:pPr>
+      <w:rPr>
+        <w:rFonts w:ascii="Wingdings" w:hAnsi="Wingdings" w:hint="default"/>
+        <w:sz w:val="20"/>
+      </w:rPr>
+    </w:lvl>
+    <w:lvl w:ilvl="6" w:tentative="1">
+      <w:start w:val="1"/>
+      <w:numFmt w:val="bullet"/>
+      <w:lvlText w:val=""/>
+      <w:lvlJc w:val="left"/>
+      <w:pPr>
+        <w:tabs>
+          <w:tab w:val="num" w:pos="5040"/>
+        </w:tabs>
+        <w:ind w:left="5040" w:hanging="360"/>
+      </w:pPr>
+      <w:rPr>
+        <w:rFonts w:ascii="Wingdings" w:hAnsi="Wingdings" w:hint="default"/>
+        <w:sz w:val="20"/>
+      </w:rPr>
+    </w:lvl>
+    <w:lvl w:ilvl="7" w:tentative="1">
+      <w:start w:val="1"/>
+      <w:numFmt w:val="bullet"/>
+      <w:lvlText w:val=""/>
+      <w:lvlJc w:val="left"/>
+      <w:pPr>
+        <w:tabs>
+          <w:tab w:val="num" w:pos="5760"/>
+        </w:tabs>
+        <w:ind w:left="5760" w:hanging="360"/>
+      </w:pPr>
+      <w:rPr>
+        <w:rFonts w:ascii="Wingdings" w:hAnsi="Wingdings" w:hint="default"/>
+        <w:sz w:val="20"/>
+      </w:rPr>
+    </w:lvl>
+    <w:lvl w:ilvl="8" w:tentative="1">
+      <w:start w:val="1"/>
+      <w:numFmt w:val="bullet"/>
+      <w:lvlText w:val=""/>
+      <w:lvlJc w:val="left"/>
+      <w:pPr>
+        <w:tabs>
+          <w:tab w:val="num" w:pos="6480"/>
+        </w:tabs>
+        <w:ind w:left="6480" w:hanging="360"/>
+      </w:pPr>
+      <w:rPr>
+        <w:rFonts w:ascii="Wingdings" w:hAnsi="Wingdings" w:hint="default"/>
+        <w:sz w:val="20"/>
+      </w:rPr>
+    </w:lvl>
+  </w:abstractNum>
+  <w:abstractNum w:abstractNumId="26" w15:restartNumberingAfterBreak="0">
     <w:nsid w:val="7C14705C"/>
     <w:multiLevelType w:val="multilevel"/>
     <w:tmpl w:val="85FA600C"/>
@@ -24141,7 +24618,7 @@
       </w:rPr>
     </w:lvl>
   </w:abstractNum>
-  <w:abstractNum w:abstractNumId="26" w15:restartNumberingAfterBreak="0">
+  <w:abstractNum w:abstractNumId="27" w15:restartNumberingAfterBreak="0">
     <w:nsid w:val="7CAF2C02"/>
     <w:multiLevelType w:val="multilevel"/>
     <w:tmpl w:val="09684AF6"/>
@@ -24290,7 +24767,7 @@
       </w:rPr>
     </w:lvl>
   </w:abstractNum>
-  <w:abstractNum w:abstractNumId="27" w15:restartNumberingAfterBreak="0">
+  <w:abstractNum w:abstractNumId="28" w15:restartNumberingAfterBreak="0">
     <w:nsid w:val="7E862F9B"/>
     <w:multiLevelType w:val="multilevel"/>
     <w:tmpl w:val="35906196"/>
@@ -24439,7 +24916,7 @@
       </w:rPr>
     </w:lvl>
   </w:abstractNum>
-  <w:abstractNum w:abstractNumId="28" w15:restartNumberingAfterBreak="0">
+  <w:abstractNum w:abstractNumId="29" w15:restartNumberingAfterBreak="0">
     <w:nsid w:val="7F564843"/>
     <w:multiLevelType w:val="multilevel"/>
     <w:tmpl w:val="D2244BDC"/>
@@ -24607,10 +25084,10 @@
     <w:abstractNumId w:val="18"/>
   </w:num>
   <w:num w:numId="7" w16cid:durableId="237136005">
-    <w:abstractNumId w:val="25"/>
+    <w:abstractNumId w:val="26"/>
   </w:num>
   <w:num w:numId="8" w16cid:durableId="1493832519">
-    <w:abstractNumId w:val="28"/>
+    <w:abstractNumId w:val="29"/>
   </w:num>
   <w:num w:numId="9" w16cid:durableId="1828937110">
     <w:abstractNumId w:val="12"/>
@@ -24634,7 +25111,7 @@
     <w:abstractNumId w:val="2"/>
   </w:num>
   <w:num w:numId="16" w16cid:durableId="163790778">
-    <w:abstractNumId w:val="26"/>
+    <w:abstractNumId w:val="27"/>
   </w:num>
   <w:num w:numId="17" w16cid:durableId="266550352">
     <w:abstractNumId w:val="4"/>
@@ -24646,7 +25123,7 @@
     <w:abstractNumId w:val="22"/>
   </w:num>
   <w:num w:numId="20" w16cid:durableId="184637297">
-    <w:abstractNumId w:val="27"/>
+    <w:abstractNumId w:val="28"/>
   </w:num>
   <w:num w:numId="21" w16cid:durableId="1654605675">
     <w:abstractNumId w:val="15"/>
@@ -24674,6 +25151,9 @@
   </w:num>
   <w:num w:numId="29" w16cid:durableId="888030101">
     <w:abstractNumId w:val="10"/>
+  </w:num>
+  <w:num w:numId="30" w16cid:durableId="1895696320">
+    <w:abstractNumId w:val="25"/>
   </w:num>
 </w:numbering>
 </file>
